--- a/Received/2/2, science.docx
+++ b/Received/2/2, science.docx
@@ -75,6 +75,16 @@
                               </w:rPr>
                               <w:t>D-</w:t>
                             </w:r>
+                            <w:r>
+                              <w:rPr>
+                                <w:rFonts w:ascii="Times New Roman" w:hAnsi="Times New Roman" w:cs="Times New Roman"/>
+                                <w:b/>
+                                <w:bCs/>
+                                <w:sz w:val="32"/>
+                                <w:szCs w:val="32"/>
+                              </w:rPr>
+                              <w:t>10</w:t>
+                            </w:r>
                           </w:p>
                         </w:txbxContent>
                       </wps:txbx>
@@ -112,6 +122,16 @@
                           <w:szCs w:val="32"/>
                         </w:rPr>
                         <w:t>D-</w:t>
+                      </w:r>
+                      <w:r>
+                        <w:rPr>
+                          <w:rFonts w:ascii="Times New Roman" w:hAnsi="Times New Roman" w:cs="Times New Roman"/>
+                          <w:b/>
+                          <w:bCs/>
+                          <w:sz w:val="32"/>
+                          <w:szCs w:val="32"/>
+                        </w:rPr>
+                        <w:t>10</w:t>
                       </w:r>
                     </w:p>
                   </w:txbxContent>

--- a/Received/2/2, science.docx
+++ b/Received/2/2, science.docx
@@ -1177,7 +1177,23 @@
           <w:sz w:val="34"/>
           <w:szCs w:val="34"/>
         </w:rPr>
-        <w:t>ich thing need food</w:t>
+        <w:t>ich thing need</w:t>
+      </w:r>
+      <w:r>
+        <w:rPr>
+          <w:rFonts w:ascii="Times New Roman" w:hAnsi="Times New Roman" w:cs="Times New Roman"/>
+          <w:sz w:val="34"/>
+          <w:szCs w:val="34"/>
+        </w:rPr>
+        <w:t>s</w:t>
+      </w:r>
+      <w:r>
+        <w:rPr>
+          <w:rFonts w:ascii="Times New Roman" w:hAnsi="Times New Roman" w:cs="Times New Roman"/>
+          <w:sz w:val="34"/>
+          <w:szCs w:val="34"/>
+        </w:rPr>
+        <w:t xml:space="preserve"> food</w:t>
       </w:r>
       <w:r>
         <w:rPr>
@@ -1376,7 +1392,7 @@
           <w:sz w:val="34"/>
           <w:szCs w:val="34"/>
         </w:rPr>
-        <w:t>S</w:t>
+        <w:t>s</w:t>
       </w:r>
       <w:r>
         <w:rPr>
